--- a/src/assets/formulir-dover-template.docx
+++ b/src/assets/formulir-dover-template.docx
@@ -20962,6 +20962,21 @@
           <w:szCs w:val="14"/>
         </w:rPr>
         <w:t>Signature and name</w:t>
+      </w:r>
+    </w:p>
+    <w:p>
+      <w:pPr>
+        <w:pStyle w:val="Normal"/>
+        <w:ind w:firstLine="720" w:left="5040" w:right="0"/>
+        <w:rPr/>
+      </w:pPr>
+      <w:r>
+        <w:rPr>
+          <w:rFonts w:cs="Calibri" w:ascii="Calibri" w:hAnsi="Calibri"/>
+          <w:sz w:val="20"/>
+          <w:szCs w:val="20"/>
+        </w:rPr>
+        <w:t>{{declaration.signature}}</w:t>
       </w:r>
     </w:p>
     <w:p>
